--- a/CyberSafe_LCT2026_jury_final.docx
+++ b/CyberSafe_LCT2026_jury_final.docx
@@ -148,96 +148,17 @@
         <w:pStyle w:val="Heading2"/>
       </w:pPr>
       <w:r>
-        <w:t>0.1. Как учтены ТЗ и Q&amp;A организаторов</w:t>
-      </w:r>
-    </w:p>
-    <w:p>
-      <w:r>
-        <w:t>По ТЗ нужны разные по природе способы получить прошивку, пароль или доступ к хранилищу. Для каждого нужны класс, сложность, шаги и доказательство. В переданном участником конспекте Q&amp;A организаторы отдельно уточнили:</w:t>
-      </w:r>
-    </w:p>
-    <w:p>
-      <w:pPr>
-        <w:pStyle w:val="ListBullet"/>
-        <w:ind w:left="369" w:hanging="170"/>
-      </w:pPr>
-      <w:r>
-        <w:t>оценивается корневая уязвимость, а не число программ, которыми повторили один анализ;</w:t>
-      </w:r>
-    </w:p>
-    <w:p>
-      <w:pPr>
-        <w:pStyle w:val="ListBullet"/>
-        <w:ind w:left="369" w:hanging="170"/>
-      </w:pPr>
-      <w:r>
-        <w:t>теория без доказательства на выданной плате не считается выполненной атакой;</w:t>
-      </w:r>
-    </w:p>
-    <w:p>
-      <w:pPr>
-        <w:pStyle w:val="ListBullet"/>
-        <w:ind w:left="369" w:hanging="170"/>
-      </w:pPr>
-      <w:r>
-        <w:t>способы исследования не ограничены, но при порче второй платы не будет;</w:t>
-      </w:r>
-    </w:p>
-    <w:p>
-      <w:pPr>
-        <w:pStyle w:val="ListBullet"/>
-        <w:ind w:left="369" w:hanging="170"/>
-      </w:pPr>
-      <w:r>
-        <w:t>ИИ использовать можно, участник должен понимать и уметь объяснить написанное;</w:t>
-      </w:r>
-    </w:p>
-    <w:p>
-      <w:pPr>
-        <w:pStyle w:val="ListBullet"/>
-        <w:ind w:left="369" w:hanging="170"/>
-      </w:pPr>
-      <w:r>
-        <w:t>write-up можно сдать текстом, скринкастом или видео;</w:t>
-      </w:r>
-    </w:p>
-    <w:p>
-      <w:pPr>
-        <w:pStyle w:val="ListBullet"/>
-        <w:ind w:left="369" w:hanging="170"/>
-      </w:pPr>
-      <w:r>
-        <w:t>для финала достаточно обычной записи смартфоном со штатива;</w:t>
-      </w:r>
-    </w:p>
-    <w:p>
-      <w:pPr>
-        <w:pStyle w:val="ListBullet"/>
-        <w:ind w:left="369" w:hanging="170"/>
-      </w:pPr>
-      <w:r>
-        <w:t>язык исходной прошивки не раскрывается; в Q&amp;A прозвучало, что компонентов на разных языках может быть пять и больше, поэтому выводы ниже основаны на машинном коде и поведении платы.</w:t>
-      </w:r>
-    </w:p>
-    <w:p>
-      <w:r>
-        <w:t xml:space="preserve">Полный конспект и его происхождение сохранены в </w:t>
-      </w:r>
-      <w:r>
-        <w:rPr>
-          <w:rFonts w:ascii="Courier New" w:hAnsi="Courier New"/>
-          <w:color w:val="4C1D95"/>
-          <w:sz w:val="18"/>
-        </w:rPr>
-        <w:t>evidence/organizer-qa-notes-20260927.md</w:t>
-      </w:r>
-      <w:r>
-        <w:t>.</w:t>
-      </w:r>
-    </w:p>
-    <w:p>
-      <w:r>
-        <w:t xml:space="preserve">Так как экземпляр один, перед первой записью был сохранён полный дамп 2 МиБ и собран </w:t>
+        <w:t>0.1. Условия исследования</w:t>
+      </w:r>
+    </w:p>
+    <w:p>
+      <w:r>
+        <w:t>Язык исходной прошивки организаторы не раскрывают. В Q&amp;A прозвучало, что компонентов на разных языках может быть пять и больше, поэтому выводы в отчёте опираются на машинный код и наблюдаемое поведение платы, а не на догадки об исходниках.</w:t>
+      </w:r>
+    </w:p>
+    <w:p>
+      <w:r>
+        <w:t xml:space="preserve">Экземпляр платы один, замены при порче не будет. Перед первой записью был сохранён полный дамп 2 МиБ и собран </w:t>
       </w:r>
       <w:r>
         <w:rPr>
@@ -248,7 +169,7 @@
         <w:t>evidence/restore-full-original.uf2</w:t>
       </w:r>
       <w:r>
-        <w:t xml:space="preserve">. Для M20 использовался только один сектор 4 КиБ, после демонстрации записан </w:t>
+        <w:t xml:space="preserve">. Для M20 использовался только один сектор 4 КиБ, после демонстрации исходное содержимое возвращено файлом </w:t>
       </w:r>
       <w:r>
         <w:rPr>
@@ -17155,48 +17076,6 @@
                 <w:b w:val="0"/>
                 <w:sz w:val="16"/>
               </w:rPr>
-              <w:t>evidence/organizer-qa-notes-20260927.md</w:t>
-            </w:r>
-          </w:p>
-        </w:tc>
-        <w:tc>
-          <w:tcPr>
-            <w:tcW w:type="dxa" w:w="4989"/>
-            <w:vAlign w:val="center"/>
-          </w:tcPr>
-          <w:p>
-            <w:pPr>
-              <w:spacing w:after="0"/>
-            </w:pPr>
-            <w:r/>
-            <w:r>
-              <w:rPr>
-                <w:rFonts w:ascii="Arial" w:hAnsi="Arial"/>
-                <w:b w:val="0"/>
-                <w:sz w:val="16"/>
-              </w:rPr>
-              <w:t>переданный участником конспект разъяснений по оценке и формату</w:t>
-            </w:r>
-          </w:p>
-        </w:tc>
-      </w:tr>
-      <w:tr>
-        <w:tc>
-          <w:tcPr>
-            <w:tcW w:type="dxa" w:w="4989"/>
-            <w:vAlign w:val="center"/>
-          </w:tcPr>
-          <w:p>
-            <w:pPr>
-              <w:spacing w:after="0"/>
-            </w:pPr>
-            <w:r/>
-            <w:r>
-              <w:rPr>
-                <w:rFonts w:ascii="Arial" w:hAnsi="Arial"/>
-                <w:b w:val="0"/>
-                <w:sz w:val="16"/>
-              </w:rPr>
               <w:t>evidence/PROOF_INDEX.md</w:t>
             </w:r>
           </w:p>
@@ -18459,26 +18338,6 @@
           <w:sz w:val="18"/>
         </w:rPr>
         <w:t>Positive Technologies - task.pdf</w:t>
-      </w:r>
-      <w:r>
-        <w:t>.</w:t>
-      </w:r>
-    </w:p>
-    <w:p>
-      <w:pPr>
-        <w:pStyle w:val="ListNumber"/>
-        <w:ind w:left="369" w:hanging="170"/>
-      </w:pPr>
-      <w:r>
-        <w:t xml:space="preserve">Конспект Q&amp;A организаторов, переданный участником: </w:t>
-      </w:r>
-      <w:r>
-        <w:rPr>
-          <w:rFonts w:ascii="Courier New" w:hAnsi="Courier New"/>
-          <w:color w:val="4C1D95"/>
-          <w:sz w:val="18"/>
-        </w:rPr>
-        <w:t>evidence/organizer-qa-notes-20260927.md</w:t>
       </w:r>
       <w:r>
         <w:t>.</w:t>
